--- a/templates/facture_template.docx
+++ b/templates/facture_template.docx
@@ -27,12 +27,12 @@
     </w:p>
     <w:p>
       <w:pPr>
-        <w:framePr w:w="2295" w:wrap="auto" w:hAnchor="text" w:x="9287" w:y="442"/>
+        <w:framePr w:w="5266" w:wrap="auto" w:vAnchor="page" w:hAnchor="page" w:x="6121" w:y="301"/>
         <w:widowControl w:val="0"/>
         <w:autoSpaceDE w:val="0"/>
         <w:autoSpaceDN w:val="0"/>
         <w:spacing w:before="0" w:after="0" w:line="481" w:lineRule="exact"/>
-        <w:jc w:val="left"/>
+        <w:jc w:val="right"/>
         <w:rPr>
           <w:rFonts w:ascii="Arial"/>
           <w:b/>
@@ -49,7 +49,7 @@
           <w:sz w:val="43"/>
           <w:lang w:val="fr-FR"/>
         </w:rPr>
-        <w:t>FACTURE</w:t>
+        <w:t>PREUVE DE PAIEMENT</w:t>
       </w:r>
     </w:p>
     <w:p>
